--- a/java cs report.docx
+++ b/java cs report.docx
@@ -47,7 +47,6 @@
     <w:p>
       <w:pPr>
         <w:spacing w:after="100"/>
-        <w:jc w:val="both"/>
       </w:pPr>
       <w:r>
         <w:rPr>
@@ -63,7 +62,14 @@
           <w:b/>
           <w:sz w:val="34"/>
         </w:rPr>
-        <w:br/>
+        <w:t xml:space="preserve"> </w:t>
+      </w:r>
+      <w:r>
+        <w:rPr>
+          <w:rFonts w:ascii="Times New Roman" w:eastAsia="Times New Roman" w:hAnsi="Times New Roman"/>
+          <w:b/>
+          <w:sz w:val="34"/>
+        </w:rPr>
         <w:t>PHARMACY INVENTORY AND ALERT NOTIFICATION SYSTEM USING JAVA</w:t>
       </w:r>
     </w:p>
@@ -110,12 +116,17 @@
           <w:p>
             <w:pPr>
               <w:jc w:val="both"/>
+              <w:rPr>
+                <w:sz w:val="36"/>
+                <w:szCs w:val="36"/>
+              </w:rPr>
             </w:pPr>
             <w:r>
               <w:rPr>
                 <w:rFonts w:ascii="Times New Roman" w:eastAsia="Times New Roman" w:hAnsi="Times New Roman"/>
                 <w:b/>
-                <w:sz w:val="19"/>
+                <w:sz w:val="36"/>
+                <w:szCs w:val="36"/>
               </w:rPr>
               <w:t>Student Name</w:t>
             </w:r>
@@ -128,11 +139,16 @@
           <w:p>
             <w:pPr>
               <w:jc w:val="both"/>
+              <w:rPr>
+                <w:sz w:val="36"/>
+                <w:szCs w:val="36"/>
+              </w:rPr>
             </w:pPr>
             <w:r>
               <w:rPr>
                 <w:rFonts w:ascii="Times New Roman" w:eastAsia="Times New Roman" w:hAnsi="Times New Roman"/>
-                <w:sz w:val="19"/>
+                <w:sz w:val="36"/>
+                <w:szCs w:val="36"/>
               </w:rPr>
               <w:t>Mann</w:t>
             </w:r>
@@ -151,12 +167,17 @@
           <w:p>
             <w:pPr>
               <w:jc w:val="both"/>
+              <w:rPr>
+                <w:sz w:val="36"/>
+                <w:szCs w:val="36"/>
+              </w:rPr>
             </w:pPr>
             <w:r>
               <w:rPr>
                 <w:rFonts w:ascii="Times New Roman" w:eastAsia="Times New Roman" w:hAnsi="Times New Roman"/>
                 <w:b/>
-                <w:sz w:val="19"/>
+                <w:sz w:val="36"/>
+                <w:szCs w:val="36"/>
               </w:rPr>
               <w:t>Register Number</w:t>
             </w:r>
@@ -169,11 +190,16 @@
           <w:p>
             <w:pPr>
               <w:jc w:val="both"/>
+              <w:rPr>
+                <w:sz w:val="36"/>
+                <w:szCs w:val="36"/>
+              </w:rPr>
             </w:pPr>
             <w:r>
               <w:rPr>
                 <w:rFonts w:ascii="Times New Roman" w:eastAsia="Times New Roman" w:hAnsi="Times New Roman"/>
-                <w:sz w:val="19"/>
+                <w:sz w:val="36"/>
+                <w:szCs w:val="36"/>
               </w:rPr>
               <w:t>192311090</w:t>
             </w:r>
@@ -192,12 +218,17 @@
           <w:p>
             <w:pPr>
               <w:jc w:val="both"/>
+              <w:rPr>
+                <w:sz w:val="36"/>
+                <w:szCs w:val="36"/>
+              </w:rPr>
             </w:pPr>
             <w:r>
               <w:rPr>
                 <w:rFonts w:ascii="Times New Roman" w:eastAsia="Times New Roman" w:hAnsi="Times New Roman"/>
                 <w:b/>
-                <w:sz w:val="19"/>
+                <w:sz w:val="36"/>
+                <w:szCs w:val="36"/>
               </w:rPr>
               <w:t>Team Members</w:t>
             </w:r>
@@ -210,11 +241,16 @@
           <w:p>
             <w:pPr>
               <w:jc w:val="both"/>
+              <w:rPr>
+                <w:sz w:val="36"/>
+                <w:szCs w:val="36"/>
+              </w:rPr>
             </w:pPr>
             <w:r>
               <w:rPr>
                 <w:rFonts w:ascii="Times New Roman" w:eastAsia="Times New Roman" w:hAnsi="Times New Roman"/>
-                <w:sz w:val="19"/>
+                <w:sz w:val="36"/>
+                <w:szCs w:val="36"/>
               </w:rPr>
               <w:t>Harsha Kyle; Kumaran S</w:t>
             </w:r>
@@ -233,12 +269,17 @@
           <w:p>
             <w:pPr>
               <w:jc w:val="both"/>
+              <w:rPr>
+                <w:sz w:val="36"/>
+                <w:szCs w:val="36"/>
+              </w:rPr>
             </w:pPr>
             <w:r>
               <w:rPr>
                 <w:rFonts w:ascii="Times New Roman" w:eastAsia="Times New Roman" w:hAnsi="Times New Roman"/>
                 <w:b/>
-                <w:sz w:val="19"/>
+                <w:sz w:val="36"/>
+                <w:szCs w:val="36"/>
               </w:rPr>
               <w:t>Faculty Name</w:t>
             </w:r>
@@ -251,11 +292,16 @@
           <w:p>
             <w:pPr>
               <w:jc w:val="both"/>
+              <w:rPr>
+                <w:sz w:val="36"/>
+                <w:szCs w:val="36"/>
+              </w:rPr>
             </w:pPr>
             <w:r>
               <w:rPr>
                 <w:rFonts w:ascii="Times New Roman" w:eastAsia="Times New Roman" w:hAnsi="Times New Roman"/>
-                <w:sz w:val="19"/>
+                <w:sz w:val="36"/>
+                <w:szCs w:val="36"/>
               </w:rPr>
               <w:t>Dr. Thalapathy Rajasekaran</w:t>
             </w:r>
@@ -274,12 +320,17 @@
           <w:p>
             <w:pPr>
               <w:jc w:val="both"/>
+              <w:rPr>
+                <w:sz w:val="36"/>
+                <w:szCs w:val="36"/>
+              </w:rPr>
             </w:pPr>
             <w:r>
               <w:rPr>
                 <w:rFonts w:ascii="Times New Roman" w:eastAsia="Times New Roman" w:hAnsi="Times New Roman"/>
                 <w:b/>
-                <w:sz w:val="19"/>
+                <w:sz w:val="36"/>
+                <w:szCs w:val="36"/>
               </w:rPr>
               <w:t>Course Code &amp; Name</w:t>
             </w:r>
@@ -292,27 +343,34 @@
           <w:p>
             <w:pPr>
               <w:jc w:val="both"/>
+              <w:rPr>
+                <w:sz w:val="36"/>
+                <w:szCs w:val="36"/>
+              </w:rPr>
             </w:pPr>
             <w:r>
               <w:rPr>
                 <w:rFonts w:ascii="Times New Roman" w:eastAsia="Times New Roman" w:hAnsi="Times New Roman"/>
-                <w:sz w:val="19"/>
+                <w:sz w:val="36"/>
+                <w:szCs w:val="36"/>
               </w:rPr>
               <w:t>CSA09</w:t>
             </w:r>
             <w:r>
               <w:rPr>
                 <w:rFonts w:ascii="Times New Roman" w:eastAsia="Times New Roman" w:hAnsi="Times New Roman"/>
-                <w:sz w:val="19"/>
+                <w:sz w:val="36"/>
+                <w:szCs w:val="36"/>
               </w:rPr>
               <w:t>11</w:t>
             </w:r>
             <w:r>
               <w:rPr>
                 <w:rFonts w:ascii="Times New Roman" w:eastAsia="Times New Roman" w:hAnsi="Times New Roman"/>
-                <w:sz w:val="19"/>
-              </w:rPr>
-              <w:t xml:space="preserve"> – Programming in Java (SLOT B)</w:t>
+                <w:sz w:val="36"/>
+                <w:szCs w:val="36"/>
+              </w:rPr>
+              <w:t xml:space="preserve"> – Programming in Java </w:t>
             </w:r>
           </w:p>
         </w:tc>
@@ -329,12 +387,17 @@
           <w:p>
             <w:pPr>
               <w:jc w:val="both"/>
+              <w:rPr>
+                <w:sz w:val="36"/>
+                <w:szCs w:val="36"/>
+              </w:rPr>
             </w:pPr>
             <w:r>
               <w:rPr>
                 <w:rFonts w:ascii="Times New Roman" w:eastAsia="Times New Roman" w:hAnsi="Times New Roman"/>
                 <w:b/>
-                <w:sz w:val="19"/>
+                <w:sz w:val="36"/>
+                <w:szCs w:val="36"/>
               </w:rPr>
               <w:t>Maximum Marks</w:t>
             </w:r>
@@ -347,11 +410,16 @@
           <w:p>
             <w:pPr>
               <w:jc w:val="both"/>
+              <w:rPr>
+                <w:sz w:val="36"/>
+                <w:szCs w:val="36"/>
+              </w:rPr>
             </w:pPr>
             <w:r>
               <w:rPr>
                 <w:rFonts w:ascii="Times New Roman" w:eastAsia="Times New Roman" w:hAnsi="Times New Roman"/>
-                <w:sz w:val="19"/>
+                <w:sz w:val="36"/>
+                <w:szCs w:val="36"/>
               </w:rPr>
               <w:t>100</w:t>
             </w:r>
@@ -370,12 +438,17 @@
           <w:p>
             <w:pPr>
               <w:jc w:val="both"/>
+              <w:rPr>
+                <w:sz w:val="36"/>
+                <w:szCs w:val="36"/>
+              </w:rPr>
             </w:pPr>
             <w:r>
               <w:rPr>
                 <w:rFonts w:ascii="Times New Roman" w:eastAsia="Times New Roman" w:hAnsi="Times New Roman"/>
                 <w:b/>
-                <w:sz w:val="19"/>
+                <w:sz w:val="36"/>
+                <w:szCs w:val="36"/>
               </w:rPr>
               <w:t>Department</w:t>
             </w:r>
@@ -388,11 +461,16 @@
           <w:p>
             <w:pPr>
               <w:jc w:val="both"/>
+              <w:rPr>
+                <w:sz w:val="36"/>
+                <w:szCs w:val="36"/>
+              </w:rPr>
             </w:pPr>
             <w:r>
               <w:rPr>
                 <w:rFonts w:ascii="Times New Roman" w:eastAsia="Times New Roman" w:hAnsi="Times New Roman"/>
-                <w:sz w:val="19"/>
+                <w:sz w:val="36"/>
+                <w:szCs w:val="36"/>
               </w:rPr>
               <w:t>Department of Computer Science and Engineering</w:t>
             </w:r>
@@ -411,12 +489,17 @@
           <w:p>
             <w:pPr>
               <w:jc w:val="both"/>
+              <w:rPr>
+                <w:sz w:val="36"/>
+                <w:szCs w:val="36"/>
+              </w:rPr>
             </w:pPr>
             <w:r>
               <w:rPr>
                 <w:rFonts w:ascii="Times New Roman" w:eastAsia="Times New Roman" w:hAnsi="Times New Roman"/>
                 <w:b/>
-                <w:sz w:val="19"/>
+                <w:sz w:val="36"/>
+                <w:szCs w:val="36"/>
               </w:rPr>
               <w:t>Programme</w:t>
             </w:r>
@@ -429,14 +512,11 @@
           <w:p>
             <w:pPr>
               <w:jc w:val="both"/>
+              <w:rPr>
+                <w:sz w:val="36"/>
+                <w:szCs w:val="36"/>
+              </w:rPr>
             </w:pPr>
-            <w:r>
-              <w:rPr>
-                <w:rFonts w:ascii="Times New Roman" w:eastAsia="Times New Roman" w:hAnsi="Times New Roman"/>
-                <w:sz w:val="19"/>
-              </w:rPr>
-              <w:t>[Enter Programme]</w:t>
-            </w:r>
           </w:p>
         </w:tc>
       </w:tr>
@@ -452,12 +532,17 @@
           <w:p>
             <w:pPr>
               <w:jc w:val="both"/>
+              <w:rPr>
+                <w:sz w:val="36"/>
+                <w:szCs w:val="36"/>
+              </w:rPr>
             </w:pPr>
             <w:r>
               <w:rPr>
                 <w:rFonts w:ascii="Times New Roman" w:eastAsia="Times New Roman" w:hAnsi="Times New Roman"/>
                 <w:b/>
-                <w:sz w:val="19"/>
+                <w:sz w:val="36"/>
+                <w:szCs w:val="36"/>
               </w:rPr>
               <w:t>Academic Year / Batch</w:t>
             </w:r>
@@ -470,8 +555,16 @@
           <w:p>
             <w:pPr>
               <w:jc w:val="both"/>
+              <w:rPr>
+                <w:sz w:val="36"/>
+                <w:szCs w:val="36"/>
+              </w:rPr>
             </w:pPr>
             <w:r>
+              <w:rPr>
+                <w:sz w:val="36"/>
+                <w:szCs w:val="36"/>
+              </w:rPr>
               <w:t>2026/2027</w:t>
             </w:r>
           </w:p>
@@ -489,12 +582,17 @@
           <w:p>
             <w:pPr>
               <w:jc w:val="both"/>
+              <w:rPr>
+                <w:sz w:val="36"/>
+                <w:szCs w:val="36"/>
+              </w:rPr>
             </w:pPr>
             <w:r>
               <w:rPr>
                 <w:rFonts w:ascii="Times New Roman" w:eastAsia="Times New Roman" w:hAnsi="Times New Roman"/>
                 <w:b/>
-                <w:sz w:val="19"/>
+                <w:sz w:val="36"/>
+                <w:szCs w:val="36"/>
               </w:rPr>
               <w:t>Date of Issue</w:t>
             </w:r>
@@ -507,14 +605,11 @@
           <w:p>
             <w:pPr>
               <w:jc w:val="both"/>
+              <w:rPr>
+                <w:sz w:val="36"/>
+                <w:szCs w:val="36"/>
+              </w:rPr>
             </w:pPr>
-            <w:r>
-              <w:rPr>
-                <w:rFonts w:ascii="Times New Roman" w:eastAsia="Times New Roman" w:hAnsi="Times New Roman"/>
-                <w:sz w:val="19"/>
-              </w:rPr>
-              <w:t>[Enter Date]</w:t>
-            </w:r>
           </w:p>
         </w:tc>
       </w:tr>
@@ -530,12 +625,17 @@
           <w:p>
             <w:pPr>
               <w:jc w:val="both"/>
+              <w:rPr>
+                <w:sz w:val="36"/>
+                <w:szCs w:val="36"/>
+              </w:rPr>
             </w:pPr>
             <w:r>
               <w:rPr>
                 <w:rFonts w:ascii="Times New Roman" w:eastAsia="Times New Roman" w:hAnsi="Times New Roman"/>
                 <w:b/>
-                <w:sz w:val="19"/>
+                <w:sz w:val="36"/>
+                <w:szCs w:val="36"/>
               </w:rPr>
               <w:t>Date of Submission</w:t>
             </w:r>
@@ -548,14 +648,11 @@
           <w:p>
             <w:pPr>
               <w:jc w:val="both"/>
+              <w:rPr>
+                <w:sz w:val="36"/>
+                <w:szCs w:val="36"/>
+              </w:rPr>
             </w:pPr>
-            <w:r>
-              <w:rPr>
-                <w:rFonts w:ascii="Times New Roman" w:eastAsia="Times New Roman" w:hAnsi="Times New Roman"/>
-                <w:sz w:val="19"/>
-              </w:rPr>
-              <w:t>[Enter Date]</w:t>
-            </w:r>
           </w:p>
         </w:tc>
       </w:tr>
@@ -563,10 +660,16 @@
     <w:p>
       <w:pPr>
         <w:jc w:val="both"/>
-      </w:pPr>
-      <w:r>
-        <w:rPr>
-          <w:rFonts w:ascii="Times New Roman" w:eastAsia="Times New Roman" w:hAnsi="Times New Roman"/>
+        <w:rPr>
+          <w:sz w:val="36"/>
+          <w:szCs w:val="36"/>
+        </w:rPr>
+      </w:pPr>
+      <w:r>
+        <w:rPr>
+          <w:rFonts w:ascii="Times New Roman" w:eastAsia="Times New Roman" w:hAnsi="Times New Roman"/>
+          <w:sz w:val="36"/>
+          <w:szCs w:val="36"/>
         </w:rPr>
         <w:br w:type="page"/>
       </w:r>
